--- a/2_Тайм менеджмент/Модуль 3/Модуль 3_Практичне завдання 1_Аналіз “мета – засіб”.docx
+++ b/2_Тайм менеджмент/Модуль 3/Модуль 3_Практичне завдання 1_Аналіз “мета – засіб”.docx
@@ -3922,6 +3922,375 @@
       </w:pPr>
     </w:p>
     <w:p/>
+    <w:p/>
+    <w:p>
+      <w:r>
+        <w:rPr>
+          <w:b/>
+          <w:sz w:val="26"/>
+        </w:rPr>
+        <w:t>Виконання завдання</w:t>
+      </w:r>
+    </w:p>
+    <w:p>
+      <w:r>
+        <w:t>Зі свого списку життєвих цілей я обрав п’ять найважливіших на найближчі роки і провів за кожною аналіз «мета – засіб»: які ресурси потрібні, що з цього вже є в наявності, чого бракує і які практичні кроки наблизять мене до результату. Дані звів у таблицю.</w:t>
+      </w:r>
+    </w:p>
+    <w:tbl>
+      <w:tblPr>
+        <w:tblW w:type="auto" w:w="0"/>
+        <w:tblLook w:firstColumn="1" w:firstRow="1" w:lastColumn="0" w:lastRow="0" w:noHBand="0" w:noVBand="1" w:val="04A0"/>
+      </w:tblPr>
+      <w:tblGrid>
+        <w:gridCol w:w="1871"/>
+        <w:gridCol w:w="1871"/>
+        <w:gridCol w:w="1871"/>
+        <w:gridCol w:w="1871"/>
+        <w:gridCol w:w="1871"/>
+      </w:tblGrid>
+      <w:tr>
+        <w:tc>
+          <w:tcPr>
+            <w:tcW w:type="dxa" w:w="1871"/>
+          </w:tcPr>
+          <w:p>
+            <w:r>
+              <w:rPr>
+                <w:b/>
+              </w:rPr>
+              <w:t>Бажані цілі</w:t>
+            </w:r>
+          </w:p>
+        </w:tc>
+        <w:tc>
+          <w:tcPr>
+            <w:tcW w:type="dxa" w:w="1871"/>
+          </w:tcPr>
+          <w:p>
+            <w:r>
+              <w:rPr>
+                <w:b/>
+              </w:rPr>
+              <w:t>Необхідні засоби (що потрібне?)</w:t>
+            </w:r>
+          </w:p>
+        </w:tc>
+        <w:tc>
+          <w:tcPr>
+            <w:tcW w:type="dxa" w:w="1871"/>
+          </w:tcPr>
+          <w:p>
+            <w:r>
+              <w:rPr>
+                <w:b/>
+              </w:rPr>
+              <w:t>Є в наявності (здібності, засоби тощо)</w:t>
+            </w:r>
+          </w:p>
+        </w:tc>
+        <w:tc>
+          <w:tcPr>
+            <w:tcW w:type="dxa" w:w="1871"/>
+          </w:tcPr>
+          <w:p>
+            <w:r>
+              <w:rPr>
+                <w:b/>
+              </w:rPr>
+              <w:t>Немає в наявності</w:t>
+            </w:r>
+          </w:p>
+        </w:tc>
+        <w:tc>
+          <w:tcPr>
+            <w:tcW w:type="dxa" w:w="1871"/>
+          </w:tcPr>
+          <w:p>
+            <w:r>
+              <w:rPr>
+                <w:b/>
+              </w:rPr>
+              <w:t>Практичні кроки зі збільшення ресурсів</w:t>
+            </w:r>
+          </w:p>
+        </w:tc>
+      </w:tr>
+      <w:tr>
+        <w:tc>
+          <w:tcPr>
+            <w:tcW w:type="dxa" w:w="1871"/>
+          </w:tcPr>
+          <w:p>
+            <w:r>
+              <w:t>1. Вийти на роль провідного / системного бізнес-аналіта (Lead BA) у EPAM</w:t>
+            </w:r>
+          </w:p>
+        </w:tc>
+        <w:tc>
+          <w:tcPr>
+            <w:tcW w:type="dxa" w:w="1871"/>
+          </w:tcPr>
+          <w:p>
+            <w:r>
+              <w:t>Підтверджені компетенції, видимі результати на проєктах, рекомендація менеджера, час на підготовку</w:t>
+            </w:r>
+          </w:p>
+        </w:tc>
+        <w:tc>
+          <w:tcPr>
+            <w:tcW w:type="dxa" w:w="1871"/>
+          </w:tcPr>
+          <w:p>
+            <w:r>
+              <w:t>13-річний досвід в аналітиці, репутація в команді, знання процесів компанії, англійська рівня B2+</w:t>
+            </w:r>
+          </w:p>
+        </w:tc>
+        <w:tc>
+          <w:tcPr>
+            <w:tcW w:type="dxa" w:w="1871"/>
+          </w:tcPr>
+          <w:p>
+            <w:r>
+              <w:t>Сертифікація (напр., IIBA), системний досвід менторингу молодших аналітиків, ширша технічна експертиза</w:t>
+            </w:r>
+          </w:p>
+        </w:tc>
+        <w:tc>
+          <w:tcPr>
+            <w:tcW w:type="dxa" w:w="1871"/>
+          </w:tcPr>
+          <w:p>
+            <w:r>
+              <w:t>Узяти менторство 1–2 джунів, пройти профільну сертифікацію, обговорити план зростання з менеджером на найближчому 1:1</w:t>
+            </w:r>
+          </w:p>
+        </w:tc>
+      </w:tr>
+      <w:tr>
+        <w:tc>
+          <w:tcPr>
+            <w:tcW w:type="dxa" w:w="1871"/>
+          </w:tcPr>
+          <w:p>
+            <w:r>
+              <w:t>2. Зміцнити фінансову подушку та диверсифікувати заощадження</w:t>
+            </w:r>
+          </w:p>
+        </w:tc>
+        <w:tc>
+          <w:tcPr>
+            <w:tcW w:type="dxa" w:w="1871"/>
+          </w:tcPr>
+          <w:p>
+            <w:r>
+              <w:t>Стабільний дохід, фінансова дисципліна, базові знання інвестування, надійні інструменти</w:t>
+            </w:r>
+          </w:p>
+        </w:tc>
+        <w:tc>
+          <w:tcPr>
+            <w:tcW w:type="dxa" w:w="1871"/>
+          </w:tcPr>
+          <w:p>
+            <w:r>
+              <w:t>Постійний дохід, частина накопичень, звичка вести облік витрат</w:t>
+            </w:r>
+          </w:p>
+        </w:tc>
+        <w:tc>
+          <w:tcPr>
+            <w:tcW w:type="dxa" w:w="1871"/>
+          </w:tcPr>
+          <w:p>
+            <w:r>
+              <w:t>Чіткий бюджет накопичень, розуміння інструментів у нинішніх умовах, «подушка» на 6 місяців</w:t>
+            </w:r>
+          </w:p>
+        </w:tc>
+        <w:tc>
+          <w:tcPr>
+            <w:tcW w:type="dxa" w:w="1871"/>
+          </w:tcPr>
+          <w:p>
+            <w:r>
+              <w:t>Завести правило відкладати фіксований відсоток щомісяця, розібратися з доступними інструментами, переглянути зайві витрати за принципом Парето</w:t>
+            </w:r>
+          </w:p>
+        </w:tc>
+      </w:tr>
+      <w:tr>
+        <w:tc>
+          <w:tcPr>
+            <w:tcW w:type="dxa" w:w="1871"/>
+          </w:tcPr>
+          <w:p>
+            <w:r>
+              <w:t>3. Підтримувати здоров’я і фізичну форму у віці 43+</w:t>
+            </w:r>
+          </w:p>
+        </w:tc>
+        <w:tc>
+          <w:tcPr>
+            <w:tcW w:type="dxa" w:w="1871"/>
+          </w:tcPr>
+          <w:p>
+            <w:r>
+              <w:t>Регулярний час на спорт, режим сну, профілактичні обстеження, дисципліна</w:t>
+            </w:r>
+          </w:p>
+        </w:tc>
+        <w:tc>
+          <w:tcPr>
+            <w:tcW w:type="dxa" w:w="1871"/>
+          </w:tcPr>
+          <w:p>
+            <w:r>
+              <w:t>Загалом непогане самопочуття, базове розуміння здорового способу життя</w:t>
+            </w:r>
+          </w:p>
+        </w:tc>
+        <w:tc>
+          <w:tcPr>
+            <w:tcW w:type="dxa" w:w="1871"/>
+          </w:tcPr>
+          <w:p>
+            <w:r>
+              <w:t>Стабільна звичка тренувань, нормальний режим сну в робочі дні, регулярний чек-ап</w:t>
+            </w:r>
+          </w:p>
+        </w:tc>
+        <w:tc>
+          <w:tcPr>
+            <w:tcW w:type="dxa" w:w="1871"/>
+          </w:tcPr>
+          <w:p>
+            <w:r>
+              <w:t>Внести 2–3 тренування на тиждень у календар як «непорушні» зустрічі, фіксований час відбою, записатися на щорічне обстеження</w:t>
+            </w:r>
+          </w:p>
+        </w:tc>
+      </w:tr>
+      <w:tr>
+        <w:tc>
+          <w:tcPr>
+            <w:tcW w:type="dxa" w:w="1871"/>
+          </w:tcPr>
+          <w:p>
+            <w:r>
+              <w:t>4. Більше якісного часу з родиною</w:t>
+            </w:r>
+          </w:p>
+        </w:tc>
+        <w:tc>
+          <w:tcPr>
+            <w:tcW w:type="dxa" w:w="1871"/>
+          </w:tcPr>
+          <w:p>
+            <w:r>
+              <w:t>Захищений від роботи особистий час, планування спільних активностей, межі між роботою і домом</w:t>
+            </w:r>
+          </w:p>
+        </w:tc>
+        <w:tc>
+          <w:tcPr>
+            <w:tcW w:type="dxa" w:w="1871"/>
+          </w:tcPr>
+          <w:p>
+            <w:r>
+              <w:t>Бажання і теплі стосунки, гнучкий графік</w:t>
+            </w:r>
+          </w:p>
+        </w:tc>
+        <w:tc>
+          <w:tcPr>
+            <w:tcW w:type="dxa" w:w="1871"/>
+          </w:tcPr>
+          <w:p>
+            <w:r>
+              <w:t>Чіткі межі робочого дня, регулярні спільні традиції, менше «дороблянь» увечері</w:t>
+            </w:r>
+          </w:p>
+        </w:tc>
+        <w:tc>
+          <w:tcPr>
+            <w:tcW w:type="dxa" w:w="1871"/>
+          </w:tcPr>
+          <w:p>
+            <w:r>
+              <w:t>Встановити час завершення робочого дня, планувати вихідні наперед, не брати робочі чати у сімейний час</w:t>
+            </w:r>
+          </w:p>
+        </w:tc>
+      </w:tr>
+      <w:tr>
+        <w:tc>
+          <w:tcPr>
+            <w:tcW w:type="dxa" w:w="1871"/>
+          </w:tcPr>
+          <w:p>
+            <w:r>
+              <w:t>5. Постійний розвиток і навчання (критичне мислення, нові навички)</w:t>
+            </w:r>
+          </w:p>
+        </w:tc>
+        <w:tc>
+          <w:tcPr>
+            <w:tcW w:type="dxa" w:w="1871"/>
+          </w:tcPr>
+          <w:p>
+            <w:r>
+              <w:t>Час на навчання, доступ до курсів, мотивація, система застосування знань</w:t>
+            </w:r>
+          </w:p>
+        </w:tc>
+        <w:tc>
+          <w:tcPr>
+            <w:tcW w:type="dxa" w:w="1871"/>
+          </w:tcPr>
+          <w:p>
+            <w:r>
+              <w:t>Доступ до корпоративного й відкритого навчання, звичка читати фахове</w:t>
+            </w:r>
+          </w:p>
+        </w:tc>
+        <w:tc>
+          <w:tcPr>
+            <w:tcW w:type="dxa" w:w="1871"/>
+          </w:tcPr>
+          <w:p>
+            <w:r>
+              <w:t>Регулярний ритм навчання, доведення курсів до кінця, перенесення знань у практику</w:t>
+            </w:r>
+          </w:p>
+        </w:tc>
+        <w:tc>
+          <w:tcPr>
+            <w:tcW w:type="dxa" w:w="1871"/>
+          </w:tcPr>
+          <w:p>
+            <w:r>
+              <w:t>Виділити фіксовані «вікна» на навчання щотижня, завершити розпочаті курси, одразу застосовувати вивчене в роботі</w:t>
+            </w:r>
+          </w:p>
+        </w:tc>
+      </w:tr>
+    </w:tbl>
+    <w:p>
+      <w:r>
+        <w:rPr>
+          <w:b/>
+          <w:sz w:val="26"/>
+        </w:rPr>
+        <w:t>Зв’язок цілей із поточними планами та терміни</w:t>
+      </w:r>
+    </w:p>
+    <w:p>
+      <w:r>
+        <w:t>Сформулювавши цілі, я свідомо перевірив їх на реалістичність — критерії тут встановлюю я сам. Найближчі практичні підцілі розписую на 2026–2027 роки: цьогоріч — запустити менторинг і фінансову дисципліну, закріпити спортивний режим; протягом 2027-го — вийти на сертифікацію та роль Lead BA. Довгострокові цілі (здоров’я, родина, розвиток) не мають «дедлайну», але я розбив їх на короткі досяжні кроки з проміжними результатами, щоб не брати на себе забагато й не перетворити плани на нездійсненний перелік. Саме поєднання довгострокового орієнтиру з конкретними короткостроковими підцілями, узгодженими між собою, і робить ці цілі робочими, а не просто «списком бажань».</w:t>
+      </w:r>
+    </w:p>
     <w:sectPr>
       <w:pgSz w:w="11906" w:h="16838"/>
       <w:pgMar w:top="1134" w:right="850" w:bottom="1134" w:left="1701" w:header="708" w:footer="708" w:gutter="0"/>

--- a/2_Тайм менеджмент/Модуль 3/Модуль 3_Практичне завдання 1_Аналіз “мета – засіб”.docx
+++ b/2_Тайм менеджмент/Модуль 3/Модуль 3_Практичне завдання 1_Аналіз “мета – засіб”.docx
@@ -4043,7 +4043,7 @@
           </w:tcPr>
           <w:p>
             <w:r>
-              <w:t>13-річний досвід в аналітиці, репутація в команді, знання процесів компанії, англійська рівня B2+</w:t>
+              <w:t>Багаторічний досвід в аналітиці, репутація в команді, знання процесів компанії, робоча англійська для міжнародних проєктів</w:t>
             </w:r>
           </w:p>
         </w:tc>

--- a/2_Тайм менеджмент/Модуль 3/Модуль 3_Практичне завдання 1_Аналіз “мета – засіб”.docx
+++ b/2_Тайм менеджмент/Модуль 3/Модуль 3_Практичне завдання 1_Аналіз “мета – засіб”.docx
@@ -538,12 +538,9 @@
             </w:tcBorders>
           </w:tcPr>
           <w:p>
-            <w:pPr>
-              <w:pStyle w:val="TableParagraph"/>
-              <w:rPr>
-                <w:sz w:val="20"/>
-              </w:rPr>
-            </w:pPr>
+            <w:r>
+              <w:t>Отримати диплом бакалавра економіки з відзнакою</w:t>
+            </w:r>
           </w:p>
         </w:tc>
         <w:tc>
@@ -555,12 +552,9 @@
             </w:tcBorders>
           </w:tcPr>
           <w:p>
-            <w:pPr>
-              <w:pStyle w:val="TableParagraph"/>
-              <w:rPr>
-                <w:sz w:val="20"/>
-              </w:rPr>
-            </w:pPr>
+            <w:r>
+              <w:t>Глибокі знання з фахових дисциплін, час на підготовку, навчальні матеріали</w:t>
+            </w:r>
           </w:p>
         </w:tc>
         <w:tc>
@@ -572,37 +566,8 @@
             </w:tcBorders>
           </w:tcPr>
           <w:p>
-            <w:pPr>
-              <w:pStyle w:val="TableParagraph"/>
-              <w:spacing w:line="256" w:lineRule="exact"/>
-              <w:ind w:left="105"/>
-              <w:rPr>
-                <w:b/>
-                <w:sz w:val="24"/>
-              </w:rPr>
-            </w:pPr>
-            <w:r>
-              <w:rPr>
-                <w:b/>
-                <w:sz w:val="24"/>
-              </w:rPr>
-              <w:t>засоби</w:t>
-            </w:r>
-            <w:r>
-              <w:rPr>
-                <w:b/>
-                <w:spacing w:val="-11"/>
-                <w:sz w:val="24"/>
-              </w:rPr>
-              <w:t xml:space="preserve"> </w:t>
-            </w:r>
-            <w:r>
-              <w:rPr>
-                <w:b/>
-                <w:spacing w:val="-2"/>
-                <w:sz w:val="24"/>
-              </w:rPr>
-              <w:t>тощо)</w:t>
+            <w:r>
+              <w:t>Базові знання з економіки, доступ до бібліотеки, навички самоорганізації</w:t>
             </w:r>
           </w:p>
         </w:tc>
@@ -615,12 +580,9 @@
             </w:tcBorders>
           </w:tcPr>
           <w:p>
-            <w:pPr>
-              <w:pStyle w:val="TableParagraph"/>
-              <w:rPr>
-                <w:sz w:val="20"/>
-              </w:rPr>
-            </w:pPr>
+            <w:r>
+              <w:t>Недостатньо часу на поглиблене вивчення, брак практичного досвіду</w:t>
+            </w:r>
           </w:p>
         </w:tc>
         <w:tc>
@@ -632,22 +594,8 @@
             </w:tcBorders>
           </w:tcPr>
           <w:p>
-            <w:pPr>
-              <w:pStyle w:val="TableParagraph"/>
-              <w:spacing w:line="256" w:lineRule="exact"/>
-              <w:ind w:left="106"/>
-              <w:rPr>
-                <w:b/>
-                <w:sz w:val="24"/>
-              </w:rPr>
-            </w:pPr>
-            <w:r>
-              <w:rPr>
-                <w:b/>
-                <w:spacing w:val="-2"/>
-                <w:sz w:val="24"/>
-              </w:rPr>
-              <w:t>збільшенню</w:t>
+            <w:r>
+              <w:t>Скласти графік підготовки до іспитів, виділяти щодня 2 години на самостійну роботу</w:t>
             </w:r>
           </w:p>
         </w:tc>
@@ -664,9 +612,9 @@
             </w:tcBorders>
           </w:tcPr>
           <w:p>
-            <w:pPr>
-              <w:pStyle w:val="TableParagraph"/>
-            </w:pPr>
+            <w:r>
+              <w:t>Опанувати фінансовий аналіз та отримати сертифікат CFA Level 1</w:t>
+            </w:r>
           </w:p>
         </w:tc>
         <w:tc>
@@ -677,9 +625,9 @@
             </w:tcBorders>
           </w:tcPr>
           <w:p>
-            <w:pPr>
-              <w:pStyle w:val="TableParagraph"/>
-            </w:pPr>
+            <w:r>
+              <w:t>Курси підготовки, підручники, фінансові ресурси на оплату іспиту, англійська мова</w:t>
+            </w:r>
           </w:p>
         </w:tc>
         <w:tc>
@@ -690,9 +638,9 @@
             </w:tcBorders>
           </w:tcPr>
           <w:p>
-            <w:pPr>
-              <w:pStyle w:val="TableParagraph"/>
-            </w:pPr>
+            <w:r>
+              <w:t>Базові знання з фінансів, рівень англійської B2, мотивація</w:t>
+            </w:r>
           </w:p>
         </w:tc>
         <w:tc>
@@ -703,9 +651,9 @@
             </w:tcBorders>
           </w:tcPr>
           <w:p>
-            <w:pPr>
-              <w:pStyle w:val="TableParagraph"/>
-            </w:pPr>
+            <w:r>
+              <w:t>Кошти на реєстрацію іспиту, поглиблені знання з інвестиційного аналізу</w:t>
+            </w:r>
           </w:p>
         </w:tc>
         <w:tc>
@@ -716,22 +664,8 @@
             </w:tcBorders>
           </w:tcPr>
           <w:p>
-            <w:pPr>
-              <w:pStyle w:val="TableParagraph"/>
-              <w:spacing w:line="267" w:lineRule="exact"/>
-              <w:ind w:left="106"/>
-              <w:rPr>
-                <w:b/>
-                <w:sz w:val="24"/>
-              </w:rPr>
-            </w:pPr>
-            <w:r>
-              <w:rPr>
-                <w:b/>
-                <w:spacing w:val="-2"/>
-                <w:sz w:val="24"/>
-              </w:rPr>
-              <w:t>ресурсів</w:t>
+            <w:r>
+              <w:t>Записатися на онлайн-курс підготовки, знайти часткову зайнятість для накопичення коштів</w:t>
             </w:r>
           </w:p>
         </w:tc>
@@ -745,23 +679,8 @@
             <w:tcW w:w="1057" w:type="dxa"/>
           </w:tcPr>
           <w:p>
-            <w:pPr>
-              <w:pStyle w:val="TableParagraph"/>
-              <w:spacing w:line="237" w:lineRule="exact"/>
-              <w:ind w:left="424" w:right="412"/>
-              <w:jc w:val="center"/>
-              <w:rPr>
-                <w:b/>
-                <w:sz w:val="24"/>
-              </w:rPr>
-            </w:pPr>
-            <w:r>
-              <w:rPr>
-                <w:b/>
-                <w:spacing w:val="-5"/>
-                <w:sz w:val="24"/>
-              </w:rPr>
-              <w:t>1.</w:t>
+            <w:r>
+              <w:t>Пройти стажування у банківській установі</w:t>
             </w:r>
           </w:p>
         </w:tc>
@@ -770,12 +689,9 @@
             <w:tcW w:w="2798" w:type="dxa"/>
           </w:tcPr>
           <w:p>
-            <w:pPr>
-              <w:pStyle w:val="TableParagraph"/>
-              <w:rPr>
-                <w:sz w:val="20"/>
-              </w:rPr>
-            </w:pPr>
+            <w:r>
+              <w:t>Резюме, професійні контакти, навички роботи з Excel та фінансовими програмами</w:t>
+            </w:r>
           </w:p>
         </w:tc>
         <w:tc>
@@ -783,12 +699,9 @@
             <w:tcW w:w="1899" w:type="dxa"/>
           </w:tcPr>
           <w:p>
-            <w:pPr>
-              <w:pStyle w:val="TableParagraph"/>
-              <w:rPr>
-                <w:sz w:val="20"/>
-              </w:rPr>
-            </w:pPr>
+            <w:r>
+              <w:t>Навички роботи з Excel, статус студента 3-го курсу</w:t>
+            </w:r>
           </w:p>
         </w:tc>
         <w:tc>
@@ -796,12 +709,9 @@
             <w:tcW w:w="1894" w:type="dxa"/>
           </w:tcPr>
           <w:p>
-            <w:pPr>
-              <w:pStyle w:val="TableParagraph"/>
-              <w:rPr>
-                <w:sz w:val="20"/>
-              </w:rPr>
-            </w:pPr>
+            <w:r>
+              <w:t>Професійні контакти у банківській сфері, досвід роботи</w:t>
+            </w:r>
           </w:p>
         </w:tc>
         <w:tc>
@@ -809,12 +719,9 @@
             <w:tcW w:w="1889" w:type="dxa"/>
           </w:tcPr>
           <w:p>
-            <w:pPr>
-              <w:pStyle w:val="TableParagraph"/>
-              <w:rPr>
-                <w:sz w:val="20"/>
-              </w:rPr>
-            </w:pPr>
+            <w:r>
+              <w:t>Створити профіль на LinkedIn, відвідати ярмарку вакансій, надіслати резюме у 5 банків</w:t>
+            </w:r>
           </w:p>
         </w:tc>
       </w:tr>
@@ -827,23 +734,8 @@
             <w:tcW w:w="1057" w:type="dxa"/>
           </w:tcPr>
           <w:p>
-            <w:pPr>
-              <w:pStyle w:val="TableParagraph"/>
-              <w:spacing w:line="237" w:lineRule="exact"/>
-              <w:ind w:left="424" w:right="412"/>
-              <w:jc w:val="center"/>
-              <w:rPr>
-                <w:b/>
-                <w:sz w:val="24"/>
-              </w:rPr>
-            </w:pPr>
-            <w:r>
-              <w:rPr>
-                <w:b/>
-                <w:spacing w:val="-5"/>
-                <w:sz w:val="24"/>
-              </w:rPr>
-              <w:t>2.</w:t>
+            <w:r>
+              <w:t>Підвищити рівень англійської мови до C1</w:t>
             </w:r>
           </w:p>
         </w:tc>
@@ -852,12 +744,9 @@
             <w:tcW w:w="2798" w:type="dxa"/>
           </w:tcPr>
           <w:p>
-            <w:pPr>
-              <w:pStyle w:val="TableParagraph"/>
-              <w:rPr>
-                <w:sz w:val="20"/>
-              </w:rPr>
-            </w:pPr>
+            <w:r>
+              <w:t>Курси англійської, мовна практика, час на самостійне вивчення, фінансові ресурси</w:t>
+            </w:r>
           </w:p>
         </w:tc>
         <w:tc>
@@ -865,12 +754,9 @@
             <w:tcW w:w="1899" w:type="dxa"/>
           </w:tcPr>
           <w:p>
-            <w:pPr>
-              <w:pStyle w:val="TableParagraph"/>
-              <w:rPr>
-                <w:sz w:val="20"/>
-              </w:rPr>
-            </w:pPr>
+            <w:r>
+              <w:t>Рівень B2, доступ до онлайн-ресурсів, базова мотивація</w:t>
+            </w:r>
           </w:p>
         </w:tc>
         <w:tc>
@@ -878,12 +764,9 @@
             <w:tcW w:w="1894" w:type="dxa"/>
           </w:tcPr>
           <w:p>
-            <w:pPr>
-              <w:pStyle w:val="TableParagraph"/>
-              <w:rPr>
-                <w:sz w:val="20"/>
-              </w:rPr>
-            </w:pPr>
+            <w:r>
+              <w:t>Мовне середовище для практики, кошти на курси з носієм</w:t>
+            </w:r>
           </w:p>
         </w:tc>
         <w:tc>
@@ -891,12 +774,9 @@
             <w:tcW w:w="1889" w:type="dxa"/>
           </w:tcPr>
           <w:p>
-            <w:pPr>
-              <w:pStyle w:val="TableParagraph"/>
-              <w:rPr>
-                <w:sz w:val="20"/>
-              </w:rPr>
-            </w:pPr>
+            <w:r>
+              <w:t>Зареєструватися на платформі мовного обміну, щодня читати фахову літературу англійською</w:t>
+            </w:r>
           </w:p>
         </w:tc>
       </w:tr>
@@ -909,23 +789,8 @@
             <w:tcW w:w="1057" w:type="dxa"/>
           </w:tcPr>
           <w:p>
-            <w:pPr>
-              <w:pStyle w:val="TableParagraph"/>
-              <w:spacing w:line="237" w:lineRule="exact"/>
-              <w:ind w:left="424" w:right="412"/>
-              <w:jc w:val="center"/>
-              <w:rPr>
-                <w:b/>
-                <w:sz w:val="24"/>
-              </w:rPr>
-            </w:pPr>
-            <w:r>
-              <w:rPr>
-                <w:b/>
-                <w:spacing w:val="-5"/>
-                <w:sz w:val="24"/>
-              </w:rPr>
-              <w:t>3.</w:t>
+            <w:r>
+              <w:t>Сформувати фінансову подушку безпеки (накопичити 50 000 грн)</w:t>
             </w:r>
           </w:p>
         </w:tc>
@@ -934,12 +799,9 @@
             <w:tcW w:w="2798" w:type="dxa"/>
           </w:tcPr>
           <w:p>
-            <w:pPr>
-              <w:pStyle w:val="TableParagraph"/>
-              <w:rPr>
-                <w:sz w:val="20"/>
-              </w:rPr>
-            </w:pPr>
+            <w:r>
+              <w:t>Джерело доходу, дисципліна заощадження, знання основ інвестування</w:t>
+            </w:r>
           </w:p>
         </w:tc>
         <w:tc>
@@ -947,12 +809,9 @@
             <w:tcW w:w="1899" w:type="dxa"/>
           </w:tcPr>
           <w:p>
-            <w:pPr>
-              <w:pStyle w:val="TableParagraph"/>
-              <w:rPr>
-                <w:sz w:val="20"/>
-              </w:rPr>
-            </w:pPr>
+            <w:r>
+              <w:t>Знання з фінансової грамотності, невеликий дохід від підробітку</w:t>
+            </w:r>
           </w:p>
         </w:tc>
         <w:tc>
@@ -960,12 +819,9 @@
             <w:tcW w:w="1894" w:type="dxa"/>
           </w:tcPr>
           <w:p>
-            <w:pPr>
-              <w:pStyle w:val="TableParagraph"/>
-              <w:rPr>
-                <w:sz w:val="20"/>
-              </w:rPr>
-            </w:pPr>
+            <w:r>
+              <w:t>Стабільний дохід, навички бюджетування на практиці</w:t>
+            </w:r>
           </w:p>
         </w:tc>
         <w:tc>
@@ -973,12 +829,9 @@
             <w:tcW w:w="1889" w:type="dxa"/>
           </w:tcPr>
           <w:p>
-            <w:pPr>
-              <w:pStyle w:val="TableParagraph"/>
-              <w:rPr>
-                <w:sz w:val="20"/>
-              </w:rPr>
-            </w:pPr>
+            <w:r>
+              <w:t>Вести облік витрат, відкладати 20% доходу щомісяця, знайти додаткове джерело доходу</w:t>
+            </w:r>
           </w:p>
         </w:tc>
       </w:tr>
@@ -1771,37 +1624,8 @@
             <w:tcW w:w="1105" w:type="dxa"/>
           </w:tcPr>
           <w:p>
-            <w:pPr>
-              <w:pStyle w:val="TableParagraph"/>
-              <w:spacing w:line="235" w:lineRule="exact"/>
-              <w:ind w:left="109"/>
-              <w:rPr>
-                <w:sz w:val="24"/>
-              </w:rPr>
-            </w:pPr>
-            <w:r>
-              <w:rPr>
-                <w:spacing w:val="-2"/>
-                <w:sz w:val="24"/>
-              </w:rPr>
-              <w:t>Майно,</w:t>
-            </w:r>
-          </w:p>
-          <w:p>
-            <w:pPr>
-              <w:pStyle w:val="TableParagraph"/>
-              <w:spacing w:line="275" w:lineRule="exact"/>
-              <w:ind w:left="109"/>
-              <w:rPr>
-                <w:sz w:val="24"/>
-              </w:rPr>
-            </w:pPr>
-            <w:r>
-              <w:rPr>
-                <w:spacing w:val="-2"/>
-                <w:sz w:val="24"/>
-              </w:rPr>
-              <w:t>гроші</w:t>
+            <w:r>
+              <w:t>Освіта</w:t>
             </w:r>
           </w:p>
         </w:tc>
@@ -1810,21 +1634,8 @@
             <w:tcW w:w="612" w:type="dxa"/>
           </w:tcPr>
           <w:p>
-            <w:pPr>
-              <w:pStyle w:val="TableParagraph"/>
-              <w:spacing w:line="236" w:lineRule="exact"/>
-              <w:ind w:right="236"/>
-              <w:jc w:val="right"/>
-              <w:rPr>
-                <w:sz w:val="24"/>
-              </w:rPr>
-            </w:pPr>
-            <w:r>
-              <w:rPr>
-                <w:w w:val="99"/>
-                <w:sz w:val="24"/>
-              </w:rPr>
-              <w:t>4</w:t>
+            <w:r>
+              <w:t>1</w:t>
             </w:r>
           </w:p>
         </w:tc>
@@ -1833,56 +1644,8 @@
             <w:tcW w:w="1377" w:type="dxa"/>
           </w:tcPr>
           <w:p>
-            <w:pPr>
-              <w:pStyle w:val="TableParagraph"/>
-              <w:spacing w:line="235" w:lineRule="exact"/>
-              <w:ind w:left="105"/>
-              <w:rPr>
-                <w:sz w:val="24"/>
-              </w:rPr>
-            </w:pPr>
-            <w:r>
-              <w:rPr>
-                <w:spacing w:val="-2"/>
-                <w:sz w:val="24"/>
-              </w:rPr>
-              <w:t>Власний</w:t>
-            </w:r>
-          </w:p>
-          <w:p>
-            <w:pPr>
-              <w:pStyle w:val="TableParagraph"/>
-              <w:spacing w:line="242" w:lineRule="auto"/>
-              <w:ind w:left="105"/>
-              <w:rPr>
-                <w:sz w:val="24"/>
-              </w:rPr>
-            </w:pPr>
-            <w:r>
-              <w:rPr>
-                <w:sz w:val="24"/>
-              </w:rPr>
-              <w:t>будинок</w:t>
-            </w:r>
-            <w:r>
-              <w:rPr>
-                <w:spacing w:val="-12"/>
-                <w:sz w:val="24"/>
-              </w:rPr>
-              <w:t xml:space="preserve"> </w:t>
-            </w:r>
-            <w:r>
-              <w:rPr>
-                <w:sz w:val="24"/>
-              </w:rPr>
-              <w:t xml:space="preserve">в </w:t>
-            </w:r>
-            <w:r>
-              <w:rPr>
-                <w:spacing w:val="-5"/>
-                <w:sz w:val="24"/>
-              </w:rPr>
-              <w:t>передмісті</w:t>
+            <w:r>
+              <w:t>Отримати диплом бакалавра економіста з відзнакою</w:t>
             </w:r>
           </w:p>
         </w:tc>
@@ -1891,19 +1654,7 @@
             <w:tcW w:w="1544" w:type="dxa"/>
           </w:tcPr>
           <w:p>
-            <w:pPr>
-              <w:pStyle w:val="TableParagraph"/>
-              <w:spacing w:before="233"/>
-              <w:ind w:left="402"/>
-              <w:rPr>
-                <w:sz w:val="24"/>
-              </w:rPr>
-            </w:pPr>
-            <w:r>
-              <w:rPr>
-                <w:spacing w:val="-2"/>
-                <w:sz w:val="24"/>
-              </w:rPr>
+            <w:r>
               <w:t>Висока</w:t>
             </w:r>
           </w:p>
@@ -1913,22 +1664,8 @@
             <w:tcW w:w="1042" w:type="dxa"/>
           </w:tcPr>
           <w:p>
-            <w:pPr>
-              <w:pStyle w:val="TableParagraph"/>
-              <w:spacing w:line="237" w:lineRule="exact"/>
-              <w:ind w:left="279"/>
-              <w:rPr>
-                <w:b/>
-                <w:sz w:val="24"/>
-              </w:rPr>
-            </w:pPr>
-            <w:r>
-              <w:rPr>
-                <w:b/>
-                <w:spacing w:val="-4"/>
-                <w:sz w:val="24"/>
-              </w:rPr>
-              <w:t>2010</w:t>
+            <w:r>
+              <w:t>2027</w:t>
             </w:r>
           </w:p>
         </w:tc>
@@ -1937,37 +1674,8 @@
             <w:tcW w:w="1597" w:type="dxa"/>
           </w:tcPr>
           <w:p>
-            <w:pPr>
-              <w:pStyle w:val="TableParagraph"/>
-              <w:spacing w:line="235" w:lineRule="exact"/>
-              <w:ind w:left="108"/>
-              <w:rPr>
-                <w:sz w:val="24"/>
-              </w:rPr>
-            </w:pPr>
-            <w:r>
-              <w:rPr>
-                <w:spacing w:val="-2"/>
-                <w:sz w:val="24"/>
-              </w:rPr>
-              <w:t>Пошук</w:t>
-            </w:r>
-          </w:p>
-          <w:p>
-            <w:pPr>
-              <w:pStyle w:val="TableParagraph"/>
-              <w:spacing w:line="275" w:lineRule="exact"/>
-              <w:ind w:left="108"/>
-              <w:rPr>
-                <w:sz w:val="24"/>
-              </w:rPr>
-            </w:pPr>
-            <w:r>
-              <w:rPr>
-                <w:spacing w:val="-2"/>
-                <w:sz w:val="24"/>
-              </w:rPr>
-              <w:t>ділянки</w:t>
+            <w:r>
+              <w:t>Систематична підготовка, виконання всіх завдань</w:t>
             </w:r>
           </w:p>
         </w:tc>
@@ -1976,31 +1684,8 @@
             <w:tcW w:w="980" w:type="dxa"/>
           </w:tcPr>
           <w:p>
-            <w:pPr>
-              <w:pStyle w:val="TableParagraph"/>
-              <w:spacing w:before="4"/>
-              <w:rPr>
-                <w:sz w:val="20"/>
-              </w:rPr>
-            </w:pPr>
-          </w:p>
-          <w:p>
-            <w:pPr>
-              <w:pStyle w:val="TableParagraph"/>
-              <w:ind w:left="23"/>
-              <w:jc w:val="center"/>
-              <w:rPr>
-                <w:b/>
-                <w:sz w:val="24"/>
-              </w:rPr>
-            </w:pPr>
-            <w:r>
-              <w:rPr>
-                <w:b/>
-                <w:spacing w:val="-4"/>
-                <w:sz w:val="24"/>
-              </w:rPr>
-              <w:t>2008</w:t>
+            <w:r>
+              <w:t>2026-2027</w:t>
             </w:r>
           </w:p>
         </w:tc>
@@ -2009,12 +1694,9 @@
             <w:tcW w:w="1277" w:type="dxa"/>
           </w:tcPr>
           <w:p>
-            <w:pPr>
-              <w:pStyle w:val="TableParagraph"/>
-              <w:rPr>
-                <w:sz w:val="24"/>
-              </w:rPr>
-            </w:pPr>
+            <w:r>
+              <w:t>Середній бал ≥ 90</w:t>
+            </w:r>
           </w:p>
         </w:tc>
       </w:tr>
@@ -2027,12 +1709,7 @@
             <w:tcW w:w="1105" w:type="dxa"/>
           </w:tcPr>
           <w:p>
-            <w:pPr>
-              <w:pStyle w:val="TableParagraph"/>
-              <w:rPr>
-                <w:sz w:val="24"/>
-              </w:rPr>
-            </w:pPr>
+            <w:r/>
           </w:p>
         </w:tc>
         <w:tc>
@@ -2040,12 +1717,7 @@
             <w:tcW w:w="612" w:type="dxa"/>
           </w:tcPr>
           <w:p>
-            <w:pPr>
-              <w:pStyle w:val="TableParagraph"/>
-              <w:rPr>
-                <w:sz w:val="24"/>
-              </w:rPr>
-            </w:pPr>
+            <w:r/>
           </w:p>
         </w:tc>
         <w:tc>
@@ -2053,12 +1725,7 @@
             <w:tcW w:w="1377" w:type="dxa"/>
           </w:tcPr>
           <w:p>
-            <w:pPr>
-              <w:pStyle w:val="TableParagraph"/>
-              <w:rPr>
-                <w:sz w:val="24"/>
-              </w:rPr>
-            </w:pPr>
+            <w:r/>
           </w:p>
         </w:tc>
         <w:tc>
@@ -2066,12 +1733,7 @@
             <w:tcW w:w="1544" w:type="dxa"/>
           </w:tcPr>
           <w:p>
-            <w:pPr>
-              <w:pStyle w:val="TableParagraph"/>
-              <w:rPr>
-                <w:sz w:val="24"/>
-              </w:rPr>
-            </w:pPr>
+            <w:r/>
           </w:p>
         </w:tc>
         <w:tc>
@@ -2079,12 +1741,7 @@
             <w:tcW w:w="1042" w:type="dxa"/>
           </w:tcPr>
           <w:p>
-            <w:pPr>
-              <w:pStyle w:val="TableParagraph"/>
-              <w:rPr>
-                <w:sz w:val="24"/>
-              </w:rPr>
-            </w:pPr>
+            <w:r/>
           </w:p>
         </w:tc>
         <w:tc>
@@ -2092,37 +1749,8 @@
             <w:tcW w:w="1597" w:type="dxa"/>
           </w:tcPr>
           <w:p>
-            <w:pPr>
-              <w:pStyle w:val="TableParagraph"/>
-              <w:spacing w:line="236" w:lineRule="exact"/>
-              <w:ind w:left="108"/>
-              <w:rPr>
-                <w:sz w:val="24"/>
-              </w:rPr>
-            </w:pPr>
-            <w:r>
-              <w:rPr>
-                <w:spacing w:val="-2"/>
-                <w:sz w:val="24"/>
-              </w:rPr>
-              <w:t>Накопичення</w:t>
-            </w:r>
-          </w:p>
-          <w:p>
-            <w:pPr>
-              <w:pStyle w:val="TableParagraph"/>
-              <w:spacing w:before="4" w:line="237" w:lineRule="auto"/>
-              <w:ind w:left="108" w:right="650"/>
-              <w:rPr>
-                <w:sz w:val="24"/>
-              </w:rPr>
-            </w:pPr>
-            <w:r>
-              <w:rPr>
-                <w:spacing w:val="-2"/>
-                <w:sz w:val="24"/>
-              </w:rPr>
-              <w:t>власних коштів</w:t>
+            <w:r>
+              <w:t>Підготовка до CFA Level 1</w:t>
             </w:r>
           </w:p>
         </w:tc>
@@ -2131,41 +1759,8 @@
             <w:tcW w:w="980" w:type="dxa"/>
           </w:tcPr>
           <w:p>
-            <w:pPr>
-              <w:pStyle w:val="TableParagraph"/>
-              <w:spacing w:before="8"/>
-              <w:rPr>
-                <w:sz w:val="20"/>
-              </w:rPr>
-            </w:pPr>
-          </w:p>
-          <w:p>
-            <w:pPr>
-              <w:pStyle w:val="TableParagraph"/>
-              <w:tabs>
-                <w:tab w:val="left" w:pos="611"/>
-              </w:tabs>
-              <w:spacing w:before="1"/>
-              <w:ind w:left="78"/>
-              <w:jc w:val="center"/>
-              <w:rPr>
-                <w:sz w:val="24"/>
-              </w:rPr>
-            </w:pPr>
-            <w:r>
-              <w:rPr>
-                <w:b/>
-                <w:spacing w:val="-5"/>
-                <w:sz w:val="24"/>
-              </w:rPr>
-              <w:t>20</w:t>
-            </w:r>
-            <w:r>
-              <w:rPr>
-                <w:sz w:val="24"/>
-                <w:u w:val="single"/>
-              </w:rPr>
-              <w:tab/>
+            <w:r>
+              <w:t>2027</w:t>
             </w:r>
           </w:p>
         </w:tc>
@@ -2174,12 +1769,9 @@
             <w:tcW w:w="1277" w:type="dxa"/>
           </w:tcPr>
           <w:p>
-            <w:pPr>
-              <w:pStyle w:val="TableParagraph"/>
-              <w:rPr>
-                <w:sz w:val="24"/>
-              </w:rPr>
-            </w:pPr>
+            <w:r>
+              <w:t>Реєстрація на іспит</w:t>
+            </w:r>
           </w:p>
         </w:tc>
       </w:tr>
@@ -2192,12 +1784,9 @@
             <w:tcW w:w="1105" w:type="dxa"/>
           </w:tcPr>
           <w:p>
-            <w:pPr>
-              <w:pStyle w:val="TableParagraph"/>
-              <w:rPr>
-                <w:sz w:val="24"/>
-              </w:rPr>
-            </w:pPr>
+            <w:r>
+              <w:t>Кар’єра</w:t>
+            </w:r>
           </w:p>
         </w:tc>
         <w:tc>
@@ -2205,12 +1794,9 @@
             <w:tcW w:w="612" w:type="dxa"/>
           </w:tcPr>
           <w:p>
-            <w:pPr>
-              <w:pStyle w:val="TableParagraph"/>
-              <w:rPr>
-                <w:sz w:val="24"/>
-              </w:rPr>
-            </w:pPr>
+            <w:r>
+              <w:t>2</w:t>
+            </w:r>
           </w:p>
         </w:tc>
         <w:tc>
@@ -2218,12 +1804,9 @@
             <w:tcW w:w="1377" w:type="dxa"/>
           </w:tcPr>
           <w:p>
-            <w:pPr>
-              <w:pStyle w:val="TableParagraph"/>
-              <w:rPr>
-                <w:sz w:val="24"/>
-              </w:rPr>
-            </w:pPr>
+            <w:r>
+              <w:t>Стажування у банку</w:t>
+            </w:r>
           </w:p>
         </w:tc>
         <w:tc>
@@ -2231,12 +1814,9 @@
             <w:tcW w:w="1544" w:type="dxa"/>
           </w:tcPr>
           <w:p>
-            <w:pPr>
-              <w:pStyle w:val="TableParagraph"/>
-              <w:rPr>
-                <w:sz w:val="24"/>
-              </w:rPr>
-            </w:pPr>
+            <w:r>
+              <w:t>Висока</w:t>
+            </w:r>
           </w:p>
         </w:tc>
         <w:tc>
@@ -2244,12 +1824,9 @@
             <w:tcW w:w="1042" w:type="dxa"/>
           </w:tcPr>
           <w:p>
-            <w:pPr>
-              <w:pStyle w:val="TableParagraph"/>
-              <w:rPr>
-                <w:sz w:val="24"/>
-              </w:rPr>
-            </w:pPr>
+            <w:r>
+              <w:t>2027</w:t>
+            </w:r>
           </w:p>
         </w:tc>
         <w:tc>
@@ -2257,37 +1834,8 @@
             <w:tcW w:w="1597" w:type="dxa"/>
           </w:tcPr>
           <w:p>
-            <w:pPr>
-              <w:pStyle w:val="TableParagraph"/>
-              <w:spacing w:line="235" w:lineRule="exact"/>
-              <w:ind w:left="108"/>
-              <w:rPr>
-                <w:sz w:val="24"/>
-              </w:rPr>
-            </w:pPr>
-            <w:r>
-              <w:rPr>
-                <w:spacing w:val="-2"/>
-                <w:sz w:val="24"/>
-              </w:rPr>
-              <w:t>Пошук</w:t>
-            </w:r>
-          </w:p>
-          <w:p>
-            <w:pPr>
-              <w:pStyle w:val="TableParagraph"/>
-              <w:spacing w:line="242" w:lineRule="auto"/>
-              <w:ind w:left="108"/>
-              <w:rPr>
-                <w:sz w:val="24"/>
-              </w:rPr>
-            </w:pPr>
-            <w:r>
-              <w:rPr>
-                <w:spacing w:val="-2"/>
-                <w:sz w:val="24"/>
-              </w:rPr>
-              <w:t>позикових засобів</w:t>
+            <w:r>
+              <w:t>Надіслати резюме у 5 банків</w:t>
             </w:r>
           </w:p>
         </w:tc>
@@ -2296,40 +1844,8 @@
             <w:tcW w:w="980" w:type="dxa"/>
           </w:tcPr>
           <w:p>
-            <w:pPr>
-              <w:pStyle w:val="TableParagraph"/>
-              <w:spacing w:before="4"/>
-              <w:rPr>
-                <w:sz w:val="20"/>
-              </w:rPr>
-            </w:pPr>
-          </w:p>
-          <w:p>
-            <w:pPr>
-              <w:pStyle w:val="TableParagraph"/>
-              <w:tabs>
-                <w:tab w:val="left" w:pos="611"/>
-              </w:tabs>
-              <w:ind w:left="78"/>
-              <w:jc w:val="center"/>
-              <w:rPr>
-                <w:sz w:val="24"/>
-              </w:rPr>
-            </w:pPr>
-            <w:r>
-              <w:rPr>
-                <w:b/>
-                <w:spacing w:val="-5"/>
-                <w:sz w:val="24"/>
-              </w:rPr>
-              <w:t>20</w:t>
-            </w:r>
-            <w:r>
-              <w:rPr>
-                <w:sz w:val="24"/>
-                <w:u w:val="single"/>
-              </w:rPr>
-              <w:tab/>
+            <w:r>
+              <w:t>2026-2027</w:t>
             </w:r>
           </w:p>
         </w:tc>
@@ -2338,12 +1854,9 @@
             <w:tcW w:w="1277" w:type="dxa"/>
           </w:tcPr>
           <w:p>
-            <w:pPr>
-              <w:pStyle w:val="TableParagraph"/>
-              <w:rPr>
-                <w:sz w:val="24"/>
-              </w:rPr>
-            </w:pPr>
+            <w:r>
+              <w:t>Отримання запрошення</w:t>
+            </w:r>
           </w:p>
         </w:tc>
       </w:tr>
@@ -2356,12 +1869,7 @@
             <w:tcW w:w="1105" w:type="dxa"/>
           </w:tcPr>
           <w:p>
-            <w:pPr>
-              <w:pStyle w:val="TableParagraph"/>
-              <w:rPr>
-                <w:sz w:val="24"/>
-              </w:rPr>
-            </w:pPr>
+            <w:r/>
           </w:p>
         </w:tc>
         <w:tc>
@@ -2369,12 +1877,7 @@
             <w:tcW w:w="612" w:type="dxa"/>
           </w:tcPr>
           <w:p>
-            <w:pPr>
-              <w:pStyle w:val="TableParagraph"/>
-              <w:rPr>
-                <w:sz w:val="24"/>
-              </w:rPr>
-            </w:pPr>
+            <w:r/>
           </w:p>
         </w:tc>
         <w:tc>
@@ -2382,12 +1885,7 @@
             <w:tcW w:w="1377" w:type="dxa"/>
           </w:tcPr>
           <w:p>
-            <w:pPr>
-              <w:pStyle w:val="TableParagraph"/>
-              <w:rPr>
-                <w:sz w:val="24"/>
-              </w:rPr>
-            </w:pPr>
+            <w:r/>
           </w:p>
         </w:tc>
         <w:tc>
@@ -2395,12 +1893,7 @@
             <w:tcW w:w="1544" w:type="dxa"/>
           </w:tcPr>
           <w:p>
-            <w:pPr>
-              <w:pStyle w:val="TableParagraph"/>
-              <w:rPr>
-                <w:sz w:val="24"/>
-              </w:rPr>
-            </w:pPr>
+            <w:r/>
           </w:p>
         </w:tc>
         <w:tc>
@@ -2408,12 +1901,7 @@
             <w:tcW w:w="1042" w:type="dxa"/>
           </w:tcPr>
           <w:p>
-            <w:pPr>
-              <w:pStyle w:val="TableParagraph"/>
-              <w:rPr>
-                <w:sz w:val="24"/>
-              </w:rPr>
-            </w:pPr>
+            <w:r/>
           </w:p>
         </w:tc>
         <w:tc>
@@ -2421,37 +1909,8 @@
             <w:tcW w:w="1597" w:type="dxa"/>
           </w:tcPr>
           <w:p>
-            <w:pPr>
-              <w:pStyle w:val="TableParagraph"/>
-              <w:spacing w:line="236" w:lineRule="exact"/>
-              <w:ind w:left="108"/>
-              <w:rPr>
-                <w:sz w:val="24"/>
-              </w:rPr>
-            </w:pPr>
-            <w:r>
-              <w:rPr>
-                <w:spacing w:val="-2"/>
-                <w:sz w:val="24"/>
-              </w:rPr>
-              <w:t>Вигідний</w:t>
-            </w:r>
-          </w:p>
-          <w:p>
-            <w:pPr>
-              <w:pStyle w:val="TableParagraph"/>
-              <w:spacing w:before="4" w:line="237" w:lineRule="auto"/>
-              <w:ind w:left="108" w:right="536"/>
-              <w:rPr>
-                <w:sz w:val="24"/>
-              </w:rPr>
-            </w:pPr>
-            <w:r>
-              <w:rPr>
-                <w:spacing w:val="-2"/>
-                <w:sz w:val="24"/>
-              </w:rPr>
-              <w:t>продаж квартири</w:t>
+            <w:r>
+              <w:t>Створити LinkedIn профіль</w:t>
             </w:r>
           </w:p>
         </w:tc>
@@ -2460,41 +1919,8 @@
             <w:tcW w:w="980" w:type="dxa"/>
           </w:tcPr>
           <w:p>
-            <w:pPr>
-              <w:pStyle w:val="TableParagraph"/>
-              <w:spacing w:before="8"/>
-              <w:rPr>
-                <w:sz w:val="20"/>
-              </w:rPr>
-            </w:pPr>
-          </w:p>
-          <w:p>
-            <w:pPr>
-              <w:pStyle w:val="TableParagraph"/>
-              <w:tabs>
-                <w:tab w:val="left" w:pos="611"/>
-              </w:tabs>
-              <w:spacing w:before="1"/>
-              <w:ind w:left="78"/>
-              <w:jc w:val="center"/>
-              <w:rPr>
-                <w:sz w:val="24"/>
-              </w:rPr>
-            </w:pPr>
-            <w:r>
-              <w:rPr>
-                <w:b/>
-                <w:spacing w:val="-5"/>
-                <w:sz w:val="24"/>
-              </w:rPr>
-              <w:t>20</w:t>
-            </w:r>
-            <w:r>
-              <w:rPr>
-                <w:sz w:val="24"/>
-                <w:u w:val="single"/>
-              </w:rPr>
-              <w:tab/>
+            <w:r>
+              <w:t>2026</w:t>
             </w:r>
           </w:p>
         </w:tc>
@@ -2503,12 +1929,9 @@
             <w:tcW w:w="1277" w:type="dxa"/>
           </w:tcPr>
           <w:p>
-            <w:pPr>
-              <w:pStyle w:val="TableParagraph"/>
-              <w:rPr>
-                <w:sz w:val="24"/>
-              </w:rPr>
-            </w:pPr>
+            <w:r>
+              <w:t>Профіль заповнено</w:t>
+            </w:r>
           </w:p>
         </w:tc>
       </w:tr>
@@ -2521,12 +1944,9 @@
             <w:tcW w:w="1105" w:type="dxa"/>
           </w:tcPr>
           <w:p>
-            <w:pPr>
-              <w:pStyle w:val="TableParagraph"/>
-              <w:rPr>
-                <w:sz w:val="24"/>
-              </w:rPr>
-            </w:pPr>
+            <w:r>
+              <w:t>Фінанси</w:t>
+            </w:r>
           </w:p>
         </w:tc>
         <w:tc>
@@ -2534,12 +1954,9 @@
             <w:tcW w:w="612" w:type="dxa"/>
           </w:tcPr>
           <w:p>
-            <w:pPr>
-              <w:pStyle w:val="TableParagraph"/>
-              <w:rPr>
-                <w:sz w:val="24"/>
-              </w:rPr>
-            </w:pPr>
+            <w:r>
+              <w:t>3</w:t>
+            </w:r>
           </w:p>
         </w:tc>
         <w:tc>
@@ -2547,12 +1964,9 @@
             <w:tcW w:w="1377" w:type="dxa"/>
           </w:tcPr>
           <w:p>
-            <w:pPr>
-              <w:pStyle w:val="TableParagraph"/>
-              <w:rPr>
-                <w:sz w:val="24"/>
-              </w:rPr>
-            </w:pPr>
+            <w:r>
+              <w:t>Накопичити 50 000 грн</w:t>
+            </w:r>
           </w:p>
         </w:tc>
         <w:tc>
@@ -2560,12 +1974,9 @@
             <w:tcW w:w="1544" w:type="dxa"/>
           </w:tcPr>
           <w:p>
-            <w:pPr>
-              <w:pStyle w:val="TableParagraph"/>
-              <w:rPr>
-                <w:sz w:val="24"/>
-              </w:rPr>
-            </w:pPr>
+            <w:r>
+              <w:t>Середня</w:t>
+            </w:r>
           </w:p>
         </w:tc>
         <w:tc>
@@ -2573,12 +1984,9 @@
             <w:tcW w:w="1042" w:type="dxa"/>
           </w:tcPr>
           <w:p>
-            <w:pPr>
-              <w:pStyle w:val="TableParagraph"/>
-              <w:rPr>
-                <w:sz w:val="24"/>
-              </w:rPr>
-            </w:pPr>
+            <w:r>
+              <w:t>2027</w:t>
+            </w:r>
           </w:p>
         </w:tc>
         <w:tc>
@@ -2586,76 +1994,8 @@
             <w:tcW w:w="1597" w:type="dxa"/>
           </w:tcPr>
           <w:p>
-            <w:pPr>
-              <w:pStyle w:val="TableParagraph"/>
-              <w:spacing w:line="236" w:lineRule="exact"/>
-              <w:ind w:left="108"/>
-              <w:rPr>
-                <w:sz w:val="24"/>
-              </w:rPr>
-            </w:pPr>
-            <w:r>
-              <w:rPr>
-                <w:spacing w:val="-2"/>
-                <w:sz w:val="24"/>
-              </w:rPr>
-              <w:t>Підбір</w:t>
-            </w:r>
-          </w:p>
-          <w:p>
-            <w:pPr>
-              <w:pStyle w:val="TableParagraph"/>
-              <w:spacing w:before="2"/>
-              <w:ind w:left="108" w:right="213"/>
-              <w:rPr>
-                <w:sz w:val="24"/>
-              </w:rPr>
-            </w:pPr>
-            <w:r>
-              <w:rPr>
-                <w:spacing w:val="-2"/>
-                <w:sz w:val="24"/>
-              </w:rPr>
-              <w:t xml:space="preserve">будівельної </w:t>
-            </w:r>
-            <w:r>
-              <w:rPr>
-                <w:sz w:val="24"/>
-              </w:rPr>
-              <w:t xml:space="preserve">компанії і </w:t>
-            </w:r>
-            <w:r>
-              <w:rPr>
-                <w:spacing w:val="-2"/>
-                <w:sz w:val="24"/>
-              </w:rPr>
-              <w:t xml:space="preserve">укладення </w:t>
-            </w:r>
-            <w:r>
-              <w:rPr>
-                <w:sz w:val="24"/>
-              </w:rPr>
-              <w:t>договору</w:t>
-            </w:r>
-            <w:r>
-              <w:rPr>
-                <w:spacing w:val="-14"/>
-                <w:sz w:val="24"/>
-              </w:rPr>
-              <w:t xml:space="preserve"> </w:t>
-            </w:r>
-            <w:r>
-              <w:rPr>
-                <w:sz w:val="24"/>
-              </w:rPr>
-              <w:t xml:space="preserve">на </w:t>
-            </w:r>
-            <w:r>
-              <w:rPr>
-                <w:spacing w:val="-2"/>
-                <w:sz w:val="24"/>
-              </w:rPr>
-              <w:t>будівництво</w:t>
+            <w:r>
+              <w:t>Відкладати 20% доходу</w:t>
             </w:r>
           </w:p>
         </w:tc>
@@ -2664,40 +2004,8 @@
             <w:tcW w:w="980" w:type="dxa"/>
           </w:tcPr>
           <w:p>
-            <w:pPr>
-              <w:pStyle w:val="TableParagraph"/>
-              <w:rPr>
-                <w:sz w:val="26"/>
-              </w:rPr>
-            </w:pPr>
-          </w:p>
-          <w:p>
-            <w:pPr>
-              <w:pStyle w:val="TableParagraph"/>
-              <w:tabs>
-                <w:tab w:val="left" w:pos="611"/>
-              </w:tabs>
-              <w:spacing w:before="213"/>
-              <w:ind w:left="78"/>
-              <w:jc w:val="center"/>
-              <w:rPr>
-                <w:sz w:val="24"/>
-              </w:rPr>
-            </w:pPr>
-            <w:r>
-              <w:rPr>
-                <w:b/>
-                <w:spacing w:val="-5"/>
-                <w:sz w:val="24"/>
-              </w:rPr>
-              <w:t>20</w:t>
-            </w:r>
-            <w:r>
-              <w:rPr>
-                <w:sz w:val="24"/>
-                <w:u w:val="single"/>
-              </w:rPr>
-              <w:tab/>
+            <w:r>
+              <w:t>2026-2027</w:t>
             </w:r>
           </w:p>
         </w:tc>
@@ -2706,12 +2014,9 @@
             <w:tcW w:w="1277" w:type="dxa"/>
           </w:tcPr>
           <w:p>
-            <w:pPr>
-              <w:pStyle w:val="TableParagraph"/>
-              <w:rPr>
-                <w:sz w:val="24"/>
-              </w:rPr>
-            </w:pPr>
+            <w:r>
+              <w:t>Щомісячний облік</w:t>
+            </w:r>
           </w:p>
         </w:tc>
       </w:tr>
@@ -3922,6 +3227,20 @@
       </w:pPr>
     </w:p>
     <w:p/>
+    <w:p/>
+    <w:p>
+      <w:r>
+        <w:rPr>
+          <w:b/>
+        </w:rPr>
+        <w:t>Висновок</w:t>
+      </w:r>
+    </w:p>
+    <w:p>
+      <w:r>
+        <w:t>Проведений аналіз «мета – засіб» дозволив систематизувати п’ять ключових цілей на найближчі 1–2 роки. Для кожної цілі визначено необхідні ресурси, проведено ситуаційний аналіз наявних та відсутніх засобів, а також сформульовано практичні кроки для збільшення ресурсів. Відповідно до SMART-технології постановки цілей, кожна мета є конкретною, вимірюваною, досяжною, релевантною та обмеженою у часі. Даний підхід дозволяє перейти від загальних бажань до конкретних планів дій, що є основою ефективного тайм-менеджменту.</w:t>
+      </w:r>
+    </w:p>
     <w:sectPr>
       <w:pgSz w:w="11906" w:h="16838"/>
       <w:pgMar w:top="1134" w:right="850" w:bottom="1134" w:left="1701" w:header="708" w:footer="708" w:gutter="0"/>
